--- a/docs/sdlc/30_implementation/WS2D-BA-001_バッチ設計書.docx
+++ b/docs/sdlc/30_implementation/WS2D-BA-001_バッチ設計書.docx
@@ -76,13 +76,13 @@
         <w:tblLook w:firstColumn="1" w:firstRow="1" w:lastColumn="0" w:lastRow="0" w:noHBand="0" w:noVBand="1" w:val="04A0"/>
       </w:tblPr>
       <w:tblGrid>
-        <w:gridCol w:w="4320"/>
-        <w:gridCol w:w="4320"/>
+        <w:gridCol w:w="4961"/>
+        <w:gridCol w:w="4961"/>
       </w:tblGrid>
       <w:tr>
         <w:tc>
           <w:tcPr>
-            <w:tcW w:type="dxa" w:w="4320"/>
+            <w:tcW w:type="dxa" w:w="4961"/>
             <w:shd w:fill="D9E2F3"/>
           </w:tcPr>
           <w:p>
@@ -102,7 +102,7 @@
         </w:tc>
         <w:tc>
           <w:tcPr>
-            <w:tcW w:type="dxa" w:w="4320"/>
+            <w:tcW w:type="dxa" w:w="4961"/>
           </w:tcPr>
           <w:p>
             <w:r>
@@ -123,7 +123,7 @@
       <w:tr>
         <w:tc>
           <w:tcPr>
-            <w:tcW w:type="dxa" w:w="4320"/>
+            <w:tcW w:type="dxa" w:w="4961"/>
             <w:shd w:fill="D9E2F3"/>
           </w:tcPr>
           <w:p>
@@ -143,7 +143,7 @@
         </w:tc>
         <w:tc>
           <w:tcPr>
-            <w:tcW w:type="dxa" w:w="4320"/>
+            <w:tcW w:type="dxa" w:w="4961"/>
           </w:tcPr>
           <w:p>
             <w:r>
@@ -164,7 +164,7 @@
       <w:tr>
         <w:tc>
           <w:tcPr>
-            <w:tcW w:type="dxa" w:w="4320"/>
+            <w:tcW w:type="dxa" w:w="4961"/>
             <w:shd w:fill="D9E2F3"/>
           </w:tcPr>
           <w:p>
@@ -184,7 +184,7 @@
         </w:tc>
         <w:tc>
           <w:tcPr>
-            <w:tcW w:type="dxa" w:w="4320"/>
+            <w:tcW w:type="dxa" w:w="4961"/>
           </w:tcPr>
           <w:p>
             <w:r>
@@ -205,7 +205,7 @@
       <w:tr>
         <w:tc>
           <w:tcPr>
-            <w:tcW w:type="dxa" w:w="4320"/>
+            <w:tcW w:type="dxa" w:w="4961"/>
             <w:shd w:fill="D9E2F3"/>
           </w:tcPr>
           <w:p>
@@ -225,7 +225,7 @@
         </w:tc>
         <w:tc>
           <w:tcPr>
-            <w:tcW w:type="dxa" w:w="4320"/>
+            <w:tcW w:type="dxa" w:w="4961"/>
           </w:tcPr>
           <w:p>
             <w:r>
@@ -246,7 +246,7 @@
       <w:tr>
         <w:tc>
           <w:tcPr>
-            <w:tcW w:type="dxa" w:w="4320"/>
+            <w:tcW w:type="dxa" w:w="4961"/>
             <w:shd w:fill="D9E2F3"/>
           </w:tcPr>
           <w:p>
@@ -266,7 +266,7 @@
         </w:tc>
         <w:tc>
           <w:tcPr>
-            <w:tcW w:type="dxa" w:w="4320"/>
+            <w:tcW w:type="dxa" w:w="4961"/>
           </w:tcPr>
           <w:p>
             <w:r>
@@ -287,7 +287,7 @@
       <w:tr>
         <w:tc>
           <w:tcPr>
-            <w:tcW w:type="dxa" w:w="4320"/>
+            <w:tcW w:type="dxa" w:w="4961"/>
             <w:shd w:fill="D9E2F3"/>
           </w:tcPr>
           <w:p>
@@ -307,7 +307,7 @@
         </w:tc>
         <w:tc>
           <w:tcPr>
-            <w:tcW w:type="dxa" w:w="4320"/>
+            <w:tcW w:type="dxa" w:w="4961"/>
           </w:tcPr>
           <w:p>
             <w:r>
@@ -356,13 +356,13 @@
         <w:tblLook w:firstColumn="1" w:firstRow="1" w:lastColumn="0" w:lastRow="0" w:noHBand="0" w:noVBand="1" w:val="04A0"/>
       </w:tblPr>
       <w:tblGrid>
-        <w:gridCol w:w="4320"/>
-        <w:gridCol w:w="4320"/>
+        <w:gridCol w:w="4961"/>
+        <w:gridCol w:w="4961"/>
       </w:tblGrid>
       <w:tr>
         <w:tc>
           <w:tcPr>
-            <w:tcW w:type="dxa" w:w="4320"/>
+            <w:tcW w:type="dxa" w:w="4961"/>
             <w:shd w:fill="D9E2F3"/>
           </w:tcPr>
           <w:p>
@@ -382,7 +382,7 @@
         </w:tc>
         <w:tc>
           <w:tcPr>
-            <w:tcW w:type="dxa" w:w="4320"/>
+            <w:tcW w:type="dxa" w:w="4961"/>
           </w:tcPr>
           <w:p>
             <w:r>
@@ -403,7 +403,7 @@
       <w:tr>
         <w:tc>
           <w:tcPr>
-            <w:tcW w:type="dxa" w:w="4320"/>
+            <w:tcW w:type="dxa" w:w="4961"/>
             <w:shd w:fill="D9E2F3"/>
           </w:tcPr>
           <w:p>
@@ -423,7 +423,7 @@
         </w:tc>
         <w:tc>
           <w:tcPr>
-            <w:tcW w:type="dxa" w:w="4320"/>
+            <w:tcW w:type="dxa" w:w="4961"/>
           </w:tcPr>
           <w:p>
             <w:r>
@@ -444,7 +444,7 @@
       <w:tr>
         <w:tc>
           <w:tcPr>
-            <w:tcW w:type="dxa" w:w="4320"/>
+            <w:tcW w:type="dxa" w:w="4961"/>
             <w:shd w:fill="D9E2F3"/>
           </w:tcPr>
           <w:p>
@@ -464,7 +464,7 @@
         </w:tc>
         <w:tc>
           <w:tcPr>
-            <w:tcW w:type="dxa" w:w="4320"/>
+            <w:tcW w:type="dxa" w:w="4961"/>
           </w:tcPr>
           <w:p>
             <w:r>
@@ -485,7 +485,7 @@
       <w:tr>
         <w:tc>
           <w:tcPr>
-            <w:tcW w:type="dxa" w:w="4320"/>
+            <w:tcW w:type="dxa" w:w="4961"/>
             <w:shd w:fill="D9E2F3"/>
           </w:tcPr>
           <w:p>
@@ -505,7 +505,7 @@
         </w:tc>
         <w:tc>
           <w:tcPr>
-            <w:tcW w:type="dxa" w:w="4320"/>
+            <w:tcW w:type="dxa" w:w="4961"/>
           </w:tcPr>
           <w:p>
             <w:r>
@@ -526,7 +526,7 @@
       <w:tr>
         <w:tc>
           <w:tcPr>
-            <w:tcW w:type="dxa" w:w="4320"/>
+            <w:tcW w:type="dxa" w:w="4961"/>
             <w:shd w:fill="D9E2F3"/>
           </w:tcPr>
           <w:p>
@@ -546,7 +546,7 @@
         </w:tc>
         <w:tc>
           <w:tcPr>
-            <w:tcW w:type="dxa" w:w="4320"/>
+            <w:tcW w:type="dxa" w:w="4961"/>
           </w:tcPr>
           <w:p>
             <w:r>
@@ -567,7 +567,7 @@
       <w:tr>
         <w:tc>
           <w:tcPr>
-            <w:tcW w:type="dxa" w:w="4320"/>
+            <w:tcW w:type="dxa" w:w="4961"/>
             <w:shd w:fill="D9E2F3"/>
           </w:tcPr>
           <w:p>
@@ -587,7 +587,7 @@
         </w:tc>
         <w:tc>
           <w:tcPr>
-            <w:tcW w:type="dxa" w:w="4320"/>
+            <w:tcW w:type="dxa" w:w="4961"/>
           </w:tcPr>
           <w:p>
             <w:r>
@@ -632,15 +632,15 @@
         <w:tblLook w:firstColumn="1" w:firstRow="1" w:lastColumn="0" w:lastRow="0" w:noHBand="0" w:noVBand="1" w:val="04A0"/>
       </w:tblPr>
       <w:tblGrid>
-        <w:gridCol w:w="2160"/>
-        <w:gridCol w:w="2160"/>
-        <w:gridCol w:w="2160"/>
-        <w:gridCol w:w="2160"/>
+        <w:gridCol w:w="2480"/>
+        <w:gridCol w:w="2480"/>
+        <w:gridCol w:w="2480"/>
+        <w:gridCol w:w="2480"/>
       </w:tblGrid>
       <w:tr>
         <w:tc>
           <w:tcPr>
-            <w:tcW w:type="dxa" w:w="2160"/>
+            <w:tcW w:type="dxa" w:w="2480"/>
             <w:shd w:fill="D9E2F3"/>
           </w:tcPr>
           <w:p>
@@ -662,7 +662,7 @@
         </w:tc>
         <w:tc>
           <w:tcPr>
-            <w:tcW w:type="dxa" w:w="2160"/>
+            <w:tcW w:type="dxa" w:w="2480"/>
             <w:shd w:fill="D9E2F3"/>
           </w:tcPr>
           <w:p>
@@ -684,7 +684,7 @@
         </w:tc>
         <w:tc>
           <w:tcPr>
-            <w:tcW w:type="dxa" w:w="2160"/>
+            <w:tcW w:type="dxa" w:w="2480"/>
             <w:shd w:fill="D9E2F3"/>
           </w:tcPr>
           <w:p>
@@ -706,7 +706,7 @@
         </w:tc>
         <w:tc>
           <w:tcPr>
-            <w:tcW w:type="dxa" w:w="2160"/>
+            <w:tcW w:type="dxa" w:w="2480"/>
             <w:shd w:fill="D9E2F3"/>
           </w:tcPr>
           <w:p>
@@ -730,7 +730,7 @@
       <w:tr>
         <w:tc>
           <w:tcPr>
-            <w:tcW w:type="dxa" w:w="2160"/>
+            <w:tcW w:type="dxa" w:w="2480"/>
           </w:tcPr>
           <w:p>
             <w:r>
@@ -749,7 +749,7 @@
         </w:tc>
         <w:tc>
           <w:tcPr>
-            <w:tcW w:type="dxa" w:w="2160"/>
+            <w:tcW w:type="dxa" w:w="2480"/>
           </w:tcPr>
           <w:p>
             <w:r>
@@ -761,7 +761,7 @@
         </w:tc>
         <w:tc>
           <w:tcPr>
-            <w:tcW w:type="dxa" w:w="2160"/>
+            <w:tcW w:type="dxa" w:w="2480"/>
           </w:tcPr>
           <w:p>
             <w:r>
@@ -773,7 +773,7 @@
         </w:tc>
         <w:tc>
           <w:tcPr>
-            <w:tcW w:type="dxa" w:w="2160"/>
+            <w:tcW w:type="dxa" w:w="2480"/>
           </w:tcPr>
           <w:p>
             <w:r>
@@ -787,7 +787,7 @@
       <w:tr>
         <w:tc>
           <w:tcPr>
-            <w:tcW w:type="dxa" w:w="2160"/>
+            <w:tcW w:type="dxa" w:w="2480"/>
           </w:tcPr>
           <w:p>
             <w:r>
@@ -806,7 +806,7 @@
         </w:tc>
         <w:tc>
           <w:tcPr>
-            <w:tcW w:type="dxa" w:w="2160"/>
+            <w:tcW w:type="dxa" w:w="2480"/>
           </w:tcPr>
           <w:p>
             <w:r>
@@ -818,7 +818,7 @@
         </w:tc>
         <w:tc>
           <w:tcPr>
-            <w:tcW w:type="dxa" w:w="2160"/>
+            <w:tcW w:type="dxa" w:w="2480"/>
           </w:tcPr>
           <w:p>
             <w:r>
@@ -830,7 +830,7 @@
         </w:tc>
         <w:tc>
           <w:tcPr>
-            <w:tcW w:type="dxa" w:w="2160"/>
+            <w:tcW w:type="dxa" w:w="2480"/>
           </w:tcPr>
           <w:p>
             <w:r>
@@ -844,7 +844,7 @@
       <w:tr>
         <w:tc>
           <w:tcPr>
-            <w:tcW w:type="dxa" w:w="2160"/>
+            <w:tcW w:type="dxa" w:w="2480"/>
             <w:shd w:fill="D9E2F3"/>
           </w:tcPr>
           <w:p>
@@ -864,7 +864,7 @@
         </w:tc>
         <w:tc>
           <w:tcPr>
-            <w:tcW w:type="dxa" w:w="2160"/>
+            <w:tcW w:type="dxa" w:w="2480"/>
           </w:tcPr>
           <w:p>
             <w:r>
@@ -876,7 +876,7 @@
         </w:tc>
         <w:tc>
           <w:tcPr>
-            <w:tcW w:type="dxa" w:w="2160"/>
+            <w:tcW w:type="dxa" w:w="2480"/>
           </w:tcPr>
           <w:p>
             <w:r>
@@ -888,7 +888,7 @@
         </w:tc>
         <w:tc>
           <w:tcPr>
-            <w:tcW w:type="dxa" w:w="2160"/>
+            <w:tcW w:type="dxa" w:w="2480"/>
           </w:tcPr>
           <w:p>
             <w:r>
@@ -1271,35 +1271,35 @@
       <w:tblPr>
         <w:tblStyle w:val="TableGrid"/>
         <w:tblW w:type="auto" w:w="0"/>
-        <w:tblLayout w:type="autofit"/>
+        <w:tblLayout w:type="fixed"/>
         <w:tblLook w:firstColumn="1" w:firstRow="1" w:lastColumn="0" w:lastRow="0" w:noHBand="0" w:noVBand="1" w:val="04A0"/>
       </w:tblPr>
       <w:tblGrid>
-        <w:gridCol w:w="1440"/>
-        <w:gridCol w:w="1440"/>
-        <w:gridCol w:w="1440"/>
-        <w:gridCol w:w="1440"/>
-        <w:gridCol w:w="1440"/>
-        <w:gridCol w:w="1440"/>
+        <w:gridCol w:w="1654"/>
+        <w:gridCol w:w="1654"/>
+        <w:gridCol w:w="1654"/>
+        <w:gridCol w:w="1654"/>
+        <w:gridCol w:w="1654"/>
+        <w:gridCol w:w="1654"/>
       </w:tblGrid>
       <w:tr>
         <w:tc>
           <w:tcPr>
-            <w:tcW w:type="dxa" w:w="1440"/>
+            <w:tcW w:type="dxa" w:w="1654"/>
             <w:shd w:fill="D9E2F3"/>
           </w:tcPr>
           <w:p>
             <w:r>
               <w:rPr>
                 <w:b/>
-                <w:sz w:val="18"/>
+                <w:sz w:val="17"/>
               </w:rPr>
             </w:r>
             <w:r>
               <w:rPr>
                 <w:rFonts w:ascii="Yu Gothic" w:hAnsi="Yu Gothic" w:eastAsia="Yu Gothic"/>
                 <w:b/>
-                <w:sz w:val="18"/>
+                <w:sz w:val="17"/>
               </w:rPr>
               <w:t>バッチID</w:t>
             </w:r>
@@ -1307,21 +1307,21 @@
         </w:tc>
         <w:tc>
           <w:tcPr>
-            <w:tcW w:type="dxa" w:w="1440"/>
+            <w:tcW w:type="dxa" w:w="1654"/>
             <w:shd w:fill="D9E2F3"/>
           </w:tcPr>
           <w:p>
             <w:r>
               <w:rPr>
                 <w:b/>
-                <w:sz w:val="18"/>
+                <w:sz w:val="17"/>
               </w:rPr>
             </w:r>
             <w:r>
               <w:rPr>
                 <w:rFonts w:ascii="Yu Gothic" w:hAnsi="Yu Gothic" w:eastAsia="Yu Gothic"/>
                 <w:b/>
-                <w:sz w:val="18"/>
+                <w:sz w:val="17"/>
               </w:rPr>
               <w:t>名称</w:t>
             </w:r>
@@ -1329,21 +1329,21 @@
         </w:tc>
         <w:tc>
           <w:tcPr>
-            <w:tcW w:type="dxa" w:w="1440"/>
+            <w:tcW w:type="dxa" w:w="1654"/>
             <w:shd w:fill="D9E2F3"/>
           </w:tcPr>
           <w:p>
             <w:r>
               <w:rPr>
                 <w:b/>
-                <w:sz w:val="18"/>
+                <w:sz w:val="17"/>
               </w:rPr>
             </w:r>
             <w:r>
               <w:rPr>
                 <w:rFonts w:ascii="Yu Gothic" w:hAnsi="Yu Gothic" w:eastAsia="Yu Gothic"/>
                 <w:b/>
-                <w:sz w:val="18"/>
+                <w:sz w:val="17"/>
               </w:rPr>
               <w:t>起動方式</w:t>
             </w:r>
@@ -1351,21 +1351,21 @@
         </w:tc>
         <w:tc>
           <w:tcPr>
-            <w:tcW w:type="dxa" w:w="1440"/>
+            <w:tcW w:type="dxa" w:w="1654"/>
             <w:shd w:fill="D9E2F3"/>
           </w:tcPr>
           <w:p>
             <w:r>
               <w:rPr>
                 <w:b/>
-                <w:sz w:val="18"/>
+                <w:sz w:val="17"/>
               </w:rPr>
             </w:r>
             <w:r>
               <w:rPr>
                 <w:rFonts w:ascii="Yu Gothic" w:hAnsi="Yu Gothic" w:eastAsia="Yu Gothic"/>
                 <w:b/>
-                <w:sz w:val="18"/>
+                <w:sz w:val="17"/>
               </w:rPr>
               <w:t>起動契機</w:t>
             </w:r>
@@ -1373,21 +1373,21 @@
         </w:tc>
         <w:tc>
           <w:tcPr>
-            <w:tcW w:type="dxa" w:w="1440"/>
+            <w:tcW w:type="dxa" w:w="1654"/>
             <w:shd w:fill="D9E2F3"/>
           </w:tcPr>
           <w:p>
             <w:r>
               <w:rPr>
                 <w:b/>
-                <w:sz w:val="18"/>
+                <w:sz w:val="17"/>
               </w:rPr>
             </w:r>
             <w:r>
               <w:rPr>
                 <w:rFonts w:ascii="Yu Gothic" w:hAnsi="Yu Gothic" w:eastAsia="Yu Gothic"/>
                 <w:b/>
-                <w:sz w:val="18"/>
+                <w:sz w:val="17"/>
               </w:rPr>
               <w:t>想定実行時間</w:t>
             </w:r>
@@ -1395,21 +1395,21 @@
         </w:tc>
         <w:tc>
           <w:tcPr>
-            <w:tcW w:type="dxa" w:w="1440"/>
+            <w:tcW w:type="dxa" w:w="1654"/>
             <w:shd w:fill="D9E2F3"/>
           </w:tcPr>
           <w:p>
             <w:r>
               <w:rPr>
                 <w:b/>
-                <w:sz w:val="18"/>
+                <w:sz w:val="17"/>
               </w:rPr>
             </w:r>
             <w:r>
               <w:rPr>
                 <w:rFonts w:ascii="Yu Gothic" w:hAnsi="Yu Gothic" w:eastAsia="Yu Gothic"/>
                 <w:b/>
-                <w:sz w:val="18"/>
+                <w:sz w:val="17"/>
               </w:rPr>
               <w:t>多重起動可否</w:t>
             </w:r>
@@ -1419,18 +1419,18 @@
       <w:tr>
         <w:tc>
           <w:tcPr>
-            <w:tcW w:type="dxa" w:w="1440"/>
+            <w:tcW w:type="dxa" w:w="1654"/>
           </w:tcPr>
           <w:p>
             <w:r>
               <w:rPr>
-                <w:sz w:val="18"/>
+                <w:sz w:val="17"/>
               </w:rPr>
             </w:r>
             <w:r>
               <w:rPr>
                 <w:rFonts w:ascii="Yu Gothic" w:hAnsi="Yu Gothic" w:eastAsia="Yu Gothic"/>
-                <w:sz w:val="18"/>
+                <w:sz w:val="17"/>
               </w:rPr>
               <w:t>BA-01</w:t>
             </w:r>
@@ -1438,18 +1438,18 @@
         </w:tc>
         <w:tc>
           <w:tcPr>
-            <w:tcW w:type="dxa" w:w="1440"/>
+            <w:tcW w:type="dxa" w:w="1654"/>
           </w:tcPr>
           <w:p>
             <w:r>
               <w:rPr>
-                <w:sz w:val="18"/>
+                <w:sz w:val="17"/>
               </w:rPr>
             </w:r>
             <w:r>
               <w:rPr>
                 <w:rFonts w:ascii="Yu Gothic" w:hAnsi="Yu Gothic" w:eastAsia="Yu Gothic"/>
-                <w:sz w:val="18"/>
+                <w:sz w:val="17"/>
               </w:rPr>
               <w:t>非同期クロールジョブ</w:t>
             </w:r>
@@ -1457,32 +1457,32 @@
         </w:tc>
         <w:tc>
           <w:tcPr>
-            <w:tcW w:type="dxa" w:w="1440"/>
+            <w:tcW w:type="dxa" w:w="1654"/>
           </w:tcPr>
           <w:p>
             <w:r>
               <w:rPr>
-                <w:sz w:val="18"/>
+                <w:sz w:val="17"/>
               </w:rPr>
             </w:r>
             <w:r>
               <w:rPr>
                 <w:rFonts w:ascii="Yu Gothic" w:hAnsi="Yu Gothic" w:eastAsia="Yu Gothic"/>
-                <w:sz w:val="18"/>
+                <w:sz w:val="17"/>
               </w:rPr>
               <w:t>アプリ内バックグラウンドスレッド（</w:t>
             </w:r>
             <w:r>
               <w:rPr>
                 <w:rFonts w:ascii="Consolas" w:hAnsi="Consolas" w:eastAsia="Consolas"/>
-                <w:sz w:val="18"/>
+                <w:sz w:val="17"/>
               </w:rPr>
               <w:t>threading.Thread(daemon=True)</w:t>
             </w:r>
             <w:r>
               <w:rPr>
                 <w:rFonts w:ascii="Yu Gothic" w:hAnsi="Yu Gothic" w:eastAsia="Yu Gothic"/>
-                <w:sz w:val="18"/>
+                <w:sz w:val="17"/>
               </w:rPr>
               <w:t>）</w:t>
             </w:r>
@@ -1490,32 +1490,32 @@
         </w:tc>
         <w:tc>
           <w:tcPr>
-            <w:tcW w:type="dxa" w:w="1440"/>
+            <w:tcW w:type="dxa" w:w="1654"/>
           </w:tcPr>
           <w:p>
             <w:r>
               <w:rPr>
-                <w:sz w:val="18"/>
+                <w:sz w:val="17"/>
               </w:rPr>
             </w:r>
             <w:r>
               <w:rPr>
                 <w:rFonts w:ascii="Yu Gothic" w:hAnsi="Yu Gothic" w:eastAsia="Yu Gothic"/>
-                <w:sz w:val="18"/>
+                <w:sz w:val="17"/>
               </w:rPr>
               <w:t xml:space="preserve">API </w:t>
             </w:r>
             <w:r>
               <w:rPr>
                 <w:rFonts w:ascii="Consolas" w:hAnsi="Consolas" w:eastAsia="Consolas"/>
-                <w:sz w:val="18"/>
+                <w:sz w:val="17"/>
               </w:rPr>
               <w:t>POST /api/v1/sites/&lt;domain&gt;/crawl</w:t>
             </w:r>
             <w:r>
               <w:rPr>
                 <w:rFonts w:ascii="Yu Gothic" w:hAnsi="Yu Gothic" w:eastAsia="Yu Gothic"/>
-                <w:sz w:val="18"/>
+                <w:sz w:val="17"/>
               </w:rPr>
               <w:t xml:space="preserve"> 等（利用者操作）</w:t>
             </w:r>
@@ -1523,32 +1523,32 @@
         </w:tc>
         <w:tc>
           <w:tcPr>
-            <w:tcW w:type="dxa" w:w="1440"/>
+            <w:tcW w:type="dxa" w:w="1654"/>
           </w:tcPr>
           <w:p>
             <w:r>
               <w:rPr>
-                <w:sz w:val="18"/>
+                <w:sz w:val="17"/>
               </w:rPr>
             </w:r>
             <w:r>
               <w:rPr>
                 <w:rFonts w:ascii="Yu Gothic" w:hAnsi="Yu Gothic" w:eastAsia="Yu Gothic"/>
-                <w:sz w:val="18"/>
+                <w:sz w:val="17"/>
               </w:rPr>
               <w:t>未確認（</w:t>
             </w:r>
             <w:r>
               <w:rPr>
                 <w:rFonts w:ascii="Consolas" w:hAnsi="Consolas" w:eastAsia="Consolas"/>
-                <w:sz w:val="18"/>
+                <w:sz w:val="17"/>
               </w:rPr>
               <w:t>subprocess.Popen</w:t>
             </w:r>
             <w:r>
               <w:rPr>
                 <w:rFonts w:ascii="Yu Gothic" w:hAnsi="Yu Gothic" w:eastAsia="Yu Gothic"/>
-                <w:sz w:val="18"/>
+                <w:sz w:val="17"/>
               </w:rPr>
               <w:t xml:space="preserve"> にタイムアウト指定なし）</w:t>
             </w:r>
@@ -1556,32 +1556,32 @@
         </w:tc>
         <w:tc>
           <w:tcPr>
-            <w:tcW w:type="dxa" w:w="1440"/>
+            <w:tcW w:type="dxa" w:w="1654"/>
           </w:tcPr>
           <w:p>
             <w:r>
               <w:rPr>
-                <w:sz w:val="18"/>
+                <w:sz w:val="17"/>
               </w:rPr>
             </w:r>
             <w:r>
               <w:rPr>
                 <w:rFonts w:ascii="Yu Gothic" w:hAnsi="Yu Gothic" w:eastAsia="Yu Gothic"/>
-                <w:sz w:val="18"/>
+                <w:sz w:val="17"/>
               </w:rPr>
               <w:t>ドメイン単位で保持上限20件（</w:t>
             </w:r>
             <w:r>
               <w:rPr>
                 <w:rFonts w:ascii="Consolas" w:hAnsi="Consolas" w:eastAsia="Consolas"/>
-                <w:sz w:val="18"/>
+                <w:sz w:val="17"/>
               </w:rPr>
               <w:t>MAX_JOBS_PER_DOMAIN</w:t>
             </w:r>
             <w:r>
               <w:rPr>
                 <w:rFonts w:ascii="Yu Gothic" w:hAnsi="Yu Gothic" w:eastAsia="Yu Gothic"/>
-                <w:sz w:val="18"/>
+                <w:sz w:val="17"/>
               </w:rPr>
               <w:t>）。</w:t>
             </w:r>
@@ -1589,14 +1589,14 @@
               <w:rPr>
                 <w:rFonts w:ascii="Yu Gothic" w:hAnsi="Yu Gothic" w:eastAsia="Yu Gothic"/>
                 <w:b/>
-                <w:sz w:val="18"/>
+                <w:sz w:val="17"/>
               </w:rPr>
               <w:t>ジョブ起動自体の排他制御は実装上確認できず</w:t>
             </w:r>
             <w:r>
               <w:rPr>
                 <w:rFonts w:ascii="Yu Gothic" w:hAnsi="Yu Gothic" w:eastAsia="Yu Gothic"/>
-                <w:sz w:val="18"/>
+                <w:sz w:val="17"/>
               </w:rPr>
               <w:t>、同一ドメインへの連続リクエストで複数ジョブが並行実行され得る</w:t>
             </w:r>
@@ -1606,18 +1606,18 @@
       <w:tr>
         <w:tc>
           <w:tcPr>
-            <w:tcW w:type="dxa" w:w="1440"/>
+            <w:tcW w:type="dxa" w:w="1654"/>
           </w:tcPr>
           <w:p>
             <w:r>
               <w:rPr>
-                <w:sz w:val="18"/>
+                <w:sz w:val="17"/>
               </w:rPr>
             </w:r>
             <w:r>
               <w:rPr>
                 <w:rFonts w:ascii="Yu Gothic" w:hAnsi="Yu Gothic" w:eastAsia="Yu Gothic"/>
-                <w:sz w:val="18"/>
+                <w:sz w:val="17"/>
               </w:rPr>
               <w:t>BA-02</w:t>
             </w:r>
@@ -1625,18 +1625,18 @@
         </w:tc>
         <w:tc>
           <w:tcPr>
-            <w:tcW w:type="dxa" w:w="1440"/>
+            <w:tcW w:type="dxa" w:w="1654"/>
           </w:tcPr>
           <w:p>
             <w:r>
               <w:rPr>
-                <w:sz w:val="18"/>
+                <w:sz w:val="17"/>
               </w:rPr>
             </w:r>
             <w:r>
               <w:rPr>
                 <w:rFonts w:ascii="Yu Gothic" w:hAnsi="Yu Gothic" w:eastAsia="Yu Gothic"/>
-                <w:sz w:val="18"/>
+                <w:sz w:val="17"/>
               </w:rPr>
               <w:t>スケジュール実行デーモン</w:t>
             </w:r>
@@ -1644,32 +1644,32 @@
         </w:tc>
         <w:tc>
           <w:tcPr>
-            <w:tcW w:type="dxa" w:w="1440"/>
+            <w:tcW w:type="dxa" w:w="1654"/>
           </w:tcPr>
           <w:p>
             <w:r>
               <w:rPr>
-                <w:sz w:val="18"/>
+                <w:sz w:val="17"/>
               </w:rPr>
             </w:r>
             <w:r>
               <w:rPr>
                 <w:rFonts w:ascii="Yu Gothic" w:hAnsi="Yu Gothic" w:eastAsia="Yu Gothic"/>
-                <w:sz w:val="18"/>
+                <w:sz w:val="17"/>
               </w:rPr>
               <w:t>アプリ起動時に自動起動する常駐デーモンスレッド（</w:t>
             </w:r>
             <w:r>
               <w:rPr>
                 <w:rFonts w:ascii="Consolas" w:hAnsi="Consolas" w:eastAsia="Consolas"/>
-                <w:sz w:val="18"/>
+                <w:sz w:val="17"/>
               </w:rPr>
               <w:t>start_scheduler()</w:t>
             </w:r>
             <w:r>
               <w:rPr>
                 <w:rFonts w:ascii="Yu Gothic" w:hAnsi="Yu Gothic" w:eastAsia="Yu Gothic"/>
-                <w:sz w:val="18"/>
+                <w:sz w:val="17"/>
               </w:rPr>
               <w:t>）</w:t>
             </w:r>
@@ -1677,60 +1677,60 @@
         </w:tc>
         <w:tc>
           <w:tcPr>
-            <w:tcW w:type="dxa" w:w="1440"/>
+            <w:tcW w:type="dxa" w:w="1654"/>
           </w:tcPr>
           <w:p>
             <w:r>
               <w:rPr>
-                <w:sz w:val="18"/>
+                <w:sz w:val="17"/>
               </w:rPr>
             </w:r>
             <w:r>
               <w:rPr>
                 <w:rFonts w:ascii="Yu Gothic" w:hAnsi="Yu Gothic" w:eastAsia="Yu Gothic"/>
-                <w:sz w:val="18"/>
+                <w:sz w:val="17"/>
               </w:rPr>
               <w:t>アプリ起動 → 以後60秒間隔（</w:t>
             </w:r>
             <w:r>
               <w:rPr>
                 <w:rFonts w:ascii="Consolas" w:hAnsi="Consolas" w:eastAsia="Consolas"/>
-                <w:sz w:val="18"/>
+                <w:sz w:val="17"/>
               </w:rPr>
               <w:t>SCHEDULER_POLL_INTERVAL</w:t>
             </w:r>
             <w:r>
               <w:rPr>
                 <w:rFonts w:ascii="Yu Gothic" w:hAnsi="Yu Gothic" w:eastAsia="Yu Gothic"/>
-                <w:sz w:val="18"/>
+                <w:sz w:val="17"/>
               </w:rPr>
               <w:t xml:space="preserve">）でポーリングし </w:t>
             </w:r>
             <w:r>
               <w:rPr>
                 <w:rFonts w:ascii="Consolas" w:hAnsi="Consolas" w:eastAsia="Consolas"/>
-                <w:sz w:val="18"/>
+                <w:sz w:val="17"/>
               </w:rPr>
               <w:t>schedule.json</w:t>
             </w:r>
             <w:r>
               <w:rPr>
                 <w:rFonts w:ascii="Yu Gothic" w:hAnsi="Yu Gothic" w:eastAsia="Yu Gothic"/>
-                <w:sz w:val="18"/>
+                <w:sz w:val="17"/>
               </w:rPr>
               <w:t xml:space="preserve"> の </w:t>
             </w:r>
             <w:r>
               <w:rPr>
                 <w:rFonts w:ascii="Consolas" w:hAnsi="Consolas" w:eastAsia="Consolas"/>
-                <w:sz w:val="18"/>
+                <w:sz w:val="17"/>
               </w:rPr>
               <w:t>next_run_at</w:t>
             </w:r>
             <w:r>
               <w:rPr>
                 <w:rFonts w:ascii="Yu Gothic" w:hAnsi="Yu Gothic" w:eastAsia="Yu Gothic"/>
-                <w:sz w:val="18"/>
+                <w:sz w:val="17"/>
               </w:rPr>
               <w:t xml:space="preserve"> 到来分を実行</w:t>
             </w:r>
@@ -1738,32 +1738,32 @@
         </w:tc>
         <w:tc>
           <w:tcPr>
-            <w:tcW w:type="dxa" w:w="1440"/>
+            <w:tcW w:type="dxa" w:w="1654"/>
           </w:tcPr>
           <w:p>
             <w:r>
               <w:rPr>
-                <w:sz w:val="18"/>
+                <w:sz w:val="17"/>
               </w:rPr>
             </w:r>
             <w:r>
               <w:rPr>
                 <w:rFonts w:ascii="Yu Gothic" w:hAnsi="Yu Gothic" w:eastAsia="Yu Gothic"/>
-                <w:sz w:val="18"/>
+                <w:sz w:val="17"/>
               </w:rPr>
               <w:t>1ドメインあたり最大600秒（</w:t>
             </w:r>
             <w:r>
               <w:rPr>
                 <w:rFonts w:ascii="Consolas" w:hAnsi="Consolas" w:eastAsia="Consolas"/>
-                <w:sz w:val="18"/>
+                <w:sz w:val="17"/>
               </w:rPr>
               <w:t>subprocess.run(timeout=600)</w:t>
             </w:r>
             <w:r>
               <w:rPr>
                 <w:rFonts w:ascii="Yu Gothic" w:hAnsi="Yu Gothic" w:eastAsia="Yu Gothic"/>
-                <w:sz w:val="18"/>
+                <w:sz w:val="17"/>
               </w:rPr>
               <w:t>）×試行回数（既定 retry_max=2 → 最大3試行、バックオフ込みで理論上約20分強）</w:t>
             </w:r>
@@ -1771,68 +1771,68 @@
         </w:tc>
         <w:tc>
           <w:tcPr>
-            <w:tcW w:type="dxa" w:w="1440"/>
+            <w:tcW w:type="dxa" w:w="1654"/>
           </w:tcPr>
           <w:p>
             <w:r>
               <w:rPr>
-                <w:sz w:val="18"/>
+                <w:sz w:val="17"/>
               </w:rPr>
             </w:r>
             <w:r>
               <w:rPr>
                 <w:rFonts w:ascii="Yu Gothic" w:hAnsi="Yu Gothic" w:eastAsia="Yu Gothic"/>
                 <w:b/>
-                <w:sz w:val="18"/>
+                <w:sz w:val="17"/>
               </w:rPr>
               <w:t>単一デーモンスレッドのみ</w:t>
             </w:r>
             <w:r>
               <w:rPr>
                 <w:rFonts w:ascii="Yu Gothic" w:hAnsi="Yu Gothic" w:eastAsia="Yu Gothic"/>
-                <w:sz w:val="18"/>
+                <w:sz w:val="17"/>
               </w:rPr>
               <w:t>。</w:t>
             </w:r>
             <w:r>
               <w:rPr>
                 <w:rFonts w:ascii="Consolas" w:hAnsi="Consolas" w:eastAsia="Consolas"/>
-                <w:sz w:val="18"/>
+                <w:sz w:val="17"/>
               </w:rPr>
               <w:t>_started_lock</w:t>
             </w:r>
             <w:r>
               <w:rPr>
                 <w:rFonts w:ascii="Yu Gothic" w:hAnsi="Yu Gothic" w:eastAsia="Yu Gothic"/>
-                <w:sz w:val="18"/>
+                <w:sz w:val="17"/>
               </w:rPr>
               <w:t>（</w:t>
             </w:r>
             <w:r>
               <w:rPr>
                 <w:rFonts w:ascii="Consolas" w:hAnsi="Consolas" w:eastAsia="Consolas"/>
-                <w:sz w:val="18"/>
+                <w:sz w:val="17"/>
               </w:rPr>
               <w:t>threading.Lock</w:t>
             </w:r>
             <w:r>
               <w:rPr>
                 <w:rFonts w:ascii="Yu Gothic" w:hAnsi="Yu Gothic" w:eastAsia="Yu Gothic"/>
-                <w:sz w:val="18"/>
+                <w:sz w:val="17"/>
               </w:rPr>
               <w:t xml:space="preserve">）と </w:t>
             </w:r>
             <w:r>
               <w:rPr>
                 <w:rFonts w:ascii="Consolas" w:hAnsi="Consolas" w:eastAsia="Consolas"/>
-                <w:sz w:val="18"/>
+                <w:sz w:val="17"/>
               </w:rPr>
               <w:t>_scheduler_started</w:t>
             </w:r>
             <w:r>
               <w:rPr>
                 <w:rFonts w:ascii="Yu Gothic" w:hAnsi="Yu Gothic" w:eastAsia="Yu Gothic"/>
-                <w:sz w:val="18"/>
+                <w:sz w:val="17"/>
               </w:rPr>
               <w:t xml:space="preserve"> フラグで二重起動を防止</w:t>
             </w:r>
@@ -1842,18 +1842,18 @@
       <w:tr>
         <w:tc>
           <w:tcPr>
-            <w:tcW w:type="dxa" w:w="1440"/>
+            <w:tcW w:type="dxa" w:w="1654"/>
           </w:tcPr>
           <w:p>
             <w:r>
               <w:rPr>
-                <w:sz w:val="18"/>
+                <w:sz w:val="17"/>
               </w:rPr>
             </w:r>
             <w:r>
               <w:rPr>
                 <w:rFonts w:ascii="Yu Gothic" w:hAnsi="Yu Gothic" w:eastAsia="Yu Gothic"/>
-                <w:sz w:val="18"/>
+                <w:sz w:val="17"/>
               </w:rPr>
               <w:t>BA-03</w:t>
             </w:r>
@@ -1861,18 +1861,18 @@
         </w:tc>
         <w:tc>
           <w:tcPr>
-            <w:tcW w:type="dxa" w:w="1440"/>
+            <w:tcW w:type="dxa" w:w="1654"/>
           </w:tcPr>
           <w:p>
             <w:r>
               <w:rPr>
-                <w:sz w:val="18"/>
+                <w:sz w:val="17"/>
               </w:rPr>
             </w:r>
             <w:r>
               <w:rPr>
                 <w:rFonts w:ascii="Yu Gothic" w:hAnsi="Yu Gothic" w:eastAsia="Yu Gothic"/>
-                <w:sz w:val="18"/>
+                <w:sz w:val="17"/>
               </w:rPr>
               <w:t>AutoRun 実行ジョブ</w:t>
             </w:r>
@@ -1880,18 +1880,18 @@
         </w:tc>
         <w:tc>
           <w:tcPr>
-            <w:tcW w:type="dxa" w:w="1440"/>
+            <w:tcW w:type="dxa" w:w="1654"/>
           </w:tcPr>
           <w:p>
             <w:r>
               <w:rPr>
-                <w:sz w:val="18"/>
+                <w:sz w:val="17"/>
               </w:rPr>
             </w:r>
             <w:r>
               <w:rPr>
                 <w:rFonts w:ascii="Yu Gothic" w:hAnsi="Yu Gothic" w:eastAsia="Yu Gothic"/>
-                <w:sz w:val="18"/>
+                <w:sz w:val="17"/>
               </w:rPr>
               <w:t>アプリ内バックグラウンドスレッド</w:t>
             </w:r>
@@ -1899,46 +1899,46 @@
         </w:tc>
         <w:tc>
           <w:tcPr>
-            <w:tcW w:type="dxa" w:w="1440"/>
+            <w:tcW w:type="dxa" w:w="1654"/>
           </w:tcPr>
           <w:p>
             <w:r>
               <w:rPr>
-                <w:sz w:val="18"/>
+                <w:sz w:val="17"/>
               </w:rPr>
             </w:r>
             <w:r>
               <w:rPr>
                 <w:rFonts w:ascii="Yu Gothic" w:hAnsi="Yu Gothic" w:eastAsia="Yu Gothic"/>
-                <w:sz w:val="18"/>
+                <w:sz w:val="17"/>
               </w:rPr>
               <w:t xml:space="preserve">API </w:t>
             </w:r>
             <w:r>
               <w:rPr>
                 <w:rFonts w:ascii="Consolas" w:hAnsi="Consolas" w:eastAsia="Consolas"/>
-                <w:sz w:val="18"/>
+                <w:sz w:val="17"/>
               </w:rPr>
               <w:t>auto_run</w:t>
             </w:r>
             <w:r>
               <w:rPr>
                 <w:rFonts w:ascii="Yu Gothic" w:hAnsi="Yu Gothic" w:eastAsia="Yu Gothic"/>
-                <w:sz w:val="18"/>
+                <w:sz w:val="17"/>
               </w:rPr>
               <w:t>/</w:t>
             </w:r>
             <w:r>
               <w:rPr>
                 <w:rFonts w:ascii="Consolas" w:hAnsi="Consolas" w:eastAsia="Consolas"/>
-                <w:sz w:val="18"/>
+                <w:sz w:val="17"/>
               </w:rPr>
               <w:t>autorun_stages</w:t>
             </w:r>
             <w:r>
               <w:rPr>
                 <w:rFonts w:ascii="Yu Gothic" w:hAnsi="Yu Gothic" w:eastAsia="Yu Gothic"/>
-                <w:sz w:val="18"/>
+                <w:sz w:val="17"/>
               </w:rPr>
               <w:t xml:space="preserve"> Blueprint 経由の利用者操作（起動・承認・再開）</w:t>
             </w:r>
@@ -1946,32 +1946,32 @@
         </w:tc>
         <w:tc>
           <w:tcPr>
-            <w:tcW w:type="dxa" w:w="1440"/>
+            <w:tcW w:type="dxa" w:w="1654"/>
           </w:tcPr>
           <w:p>
             <w:r>
               <w:rPr>
-                <w:sz w:val="18"/>
+                <w:sz w:val="17"/>
               </w:rPr>
             </w:r>
             <w:r>
               <w:rPr>
                 <w:rFonts w:ascii="Yu Gothic" w:hAnsi="Yu Gothic" w:eastAsia="Yu Gothic"/>
-                <w:sz w:val="18"/>
+                <w:sz w:val="17"/>
               </w:rPr>
               <w:t xml:space="preserve">未確認（段階承認区間はユーザー操作待ちのため不定。待機期限は </w:t>
             </w:r>
             <w:r>
               <w:rPr>
                 <w:rFonts w:ascii="Consolas" w:hAnsi="Consolas" w:eastAsia="Consolas"/>
-                <w:sz w:val="18"/>
+                <w:sz w:val="17"/>
               </w:rPr>
               <w:t>awaiting_deadline_epoch</w:t>
             </w:r>
             <w:r>
               <w:rPr>
                 <w:rFonts w:ascii="Yu Gothic" w:hAnsi="Yu Gothic" w:eastAsia="Yu Gothic"/>
-                <w:sz w:val="18"/>
+                <w:sz w:val="17"/>
               </w:rPr>
               <w:t xml:space="preserve"> で管理）</w:t>
             </w:r>
@@ -1979,32 +1979,32 @@
         </w:tc>
         <w:tc>
           <w:tcPr>
-            <w:tcW w:type="dxa" w:w="1440"/>
+            <w:tcW w:type="dxa" w:w="1654"/>
           </w:tcPr>
           <w:p>
             <w:r>
               <w:rPr>
-                <w:sz w:val="18"/>
+                <w:sz w:val="17"/>
               </w:rPr>
             </w:r>
             <w:r>
               <w:rPr>
                 <w:rFonts w:ascii="Yu Gothic" w:hAnsi="Yu Gothic" w:eastAsia="Yu Gothic"/>
-                <w:sz w:val="18"/>
+                <w:sz w:val="17"/>
               </w:rPr>
               <w:t xml:space="preserve">ジョブは </w:t>
             </w:r>
             <w:r>
               <w:rPr>
                 <w:rFonts w:ascii="Consolas" w:hAnsi="Consolas" w:eastAsia="Consolas"/>
-                <w:sz w:val="18"/>
+                <w:sz w:val="17"/>
               </w:rPr>
               <w:t>job_id</w:t>
             </w:r>
             <w:r>
               <w:rPr>
                 <w:rFonts w:ascii="Yu Gothic" w:hAnsi="Yu Gothic" w:eastAsia="Yu Gothic"/>
-                <w:sz w:val="18"/>
+                <w:sz w:val="17"/>
               </w:rPr>
               <w:t xml:space="preserve"> 単位で独立管理。同時実行数の明示的な上限は本書調査範囲では</w:t>
             </w:r>
@@ -2012,7 +2012,7 @@
               <w:rPr>
                 <w:rFonts w:ascii="Yu Gothic" w:hAnsi="Yu Gothic" w:eastAsia="Yu Gothic"/>
                 <w:b/>
-                <w:sz w:val="18"/>
+                <w:sz w:val="17"/>
               </w:rPr>
               <w:t>未確認</w:t>
             </w:r>
@@ -2022,18 +2022,18 @@
       <w:tr>
         <w:tc>
           <w:tcPr>
-            <w:tcW w:type="dxa" w:w="1440"/>
+            <w:tcW w:type="dxa" w:w="1654"/>
           </w:tcPr>
           <w:p>
             <w:r>
               <w:rPr>
-                <w:sz w:val="18"/>
+                <w:sz w:val="17"/>
               </w:rPr>
             </w:r>
             <w:r>
               <w:rPr>
                 <w:rFonts w:ascii="Yu Gothic" w:hAnsi="Yu Gothic" w:eastAsia="Yu Gothic"/>
-                <w:sz w:val="18"/>
+                <w:sz w:val="17"/>
               </w:rPr>
               <w:t>BA-04</w:t>
             </w:r>
@@ -2041,18 +2041,18 @@
         </w:tc>
         <w:tc>
           <w:tcPr>
-            <w:tcW w:type="dxa" w:w="1440"/>
+            <w:tcW w:type="dxa" w:w="1654"/>
           </w:tcPr>
           <w:p>
             <w:r>
               <w:rPr>
-                <w:sz w:val="18"/>
+                <w:sz w:val="17"/>
               </w:rPr>
             </w:r>
             <w:r>
               <w:rPr>
                 <w:rFonts w:ascii="Yu Gothic" w:hAnsi="Yu Gothic" w:eastAsia="Yu Gothic"/>
-                <w:sz w:val="18"/>
+                <w:sz w:val="17"/>
               </w:rPr>
               <w:t>保持ポリシーGC（スナップショット世代整理）</w:t>
             </w:r>
@@ -2060,32 +2060,32 @@
         </w:tc>
         <w:tc>
           <w:tcPr>
-            <w:tcW w:type="dxa" w:w="1440"/>
+            <w:tcW w:type="dxa" w:w="1654"/>
           </w:tcPr>
           <w:p>
             <w:r>
               <w:rPr>
-                <w:sz w:val="18"/>
+                <w:sz w:val="17"/>
               </w:rPr>
             </w:r>
             <w:r>
               <w:rPr>
                 <w:rFonts w:ascii="Yu Gothic" w:hAnsi="Yu Gothic" w:eastAsia="Yu Gothic"/>
-                <w:sz w:val="18"/>
+                <w:sz w:val="17"/>
               </w:rPr>
               <w:t>独立デーモンではなく、BA-02成功時に呼び出される同期関数（</w:t>
             </w:r>
             <w:r>
               <w:rPr>
                 <w:rFonts w:ascii="Consolas" w:hAnsi="Consolas" w:eastAsia="Consolas"/>
-                <w:sz w:val="18"/>
+                <w:sz w:val="17"/>
               </w:rPr>
               <w:t>prune_snapshots</w:t>
             </w:r>
             <w:r>
               <w:rPr>
                 <w:rFonts w:ascii="Yu Gothic" w:hAnsi="Yu Gothic" w:eastAsia="Yu Gothic"/>
-                <w:sz w:val="18"/>
+                <w:sz w:val="17"/>
               </w:rPr>
               <w:t>）</w:t>
             </w:r>
@@ -2093,32 +2093,32 @@
         </w:tc>
         <w:tc>
           <w:tcPr>
-            <w:tcW w:type="dxa" w:w="1440"/>
+            <w:tcW w:type="dxa" w:w="1654"/>
           </w:tcPr>
           <w:p>
             <w:r>
               <w:rPr>
-                <w:sz w:val="18"/>
+                <w:sz w:val="17"/>
               </w:rPr>
             </w:r>
             <w:r>
               <w:rPr>
                 <w:rFonts w:ascii="Yu Gothic" w:hAnsi="Yu Gothic" w:eastAsia="Yu Gothic"/>
-                <w:sz w:val="18"/>
+                <w:sz w:val="17"/>
               </w:rPr>
               <w:t>スケジュールクロール成功直後（</w:t>
             </w:r>
             <w:r>
               <w:rPr>
                 <w:rFonts w:ascii="Consolas" w:hAnsi="Consolas" w:eastAsia="Consolas"/>
-                <w:sz w:val="18"/>
+                <w:sz w:val="17"/>
               </w:rPr>
               <w:t>scheduler.py</w:t>
             </w:r>
             <w:r>
               <w:rPr>
                 <w:rFonts w:ascii="Yu Gothic" w:hAnsi="Yu Gothic" w:eastAsia="Yu Gothic"/>
-                <w:sz w:val="18"/>
+                <w:sz w:val="17"/>
               </w:rPr>
               <w:t xml:space="preserve"> 内）</w:t>
             </w:r>
@@ -2126,18 +2126,18 @@
         </w:tc>
         <w:tc>
           <w:tcPr>
-            <w:tcW w:type="dxa" w:w="1440"/>
+            <w:tcW w:type="dxa" w:w="1654"/>
           </w:tcPr>
           <w:p>
             <w:r>
               <w:rPr>
-                <w:sz w:val="18"/>
+                <w:sz w:val="17"/>
               </w:rPr>
             </w:r>
             <w:r>
               <w:rPr>
                 <w:rFonts w:ascii="Yu Gothic" w:hAnsi="Yu Gothic" w:eastAsia="Yu Gothic"/>
-                <w:sz w:val="18"/>
+                <w:sz w:val="17"/>
               </w:rPr>
               <w:t>未確認（対象ファイル数・容量に依存）</w:t>
             </w:r>
@@ -2145,18 +2145,18 @@
         </w:tc>
         <w:tc>
           <w:tcPr>
-            <w:tcW w:type="dxa" w:w="1440"/>
+            <w:tcW w:type="dxa" w:w="1654"/>
           </w:tcPr>
           <w:p>
             <w:r>
               <w:rPr>
-                <w:sz w:val="18"/>
+                <w:sz w:val="17"/>
               </w:rPr>
             </w:r>
             <w:r>
               <w:rPr>
                 <w:rFonts w:ascii="Yu Gothic" w:hAnsi="Yu Gothic" w:eastAsia="Yu Gothic"/>
-                <w:sz w:val="18"/>
+                <w:sz w:val="17"/>
               </w:rPr>
               <w:t>BA-02の多重起動不可の制約をそのまま継承（BA-02のスレッド内でのみ実行）</w:t>
             </w:r>
@@ -5171,19 +5171,19 @@
       <w:tblPr>
         <w:tblStyle w:val="TableGrid"/>
         <w:tblW w:type="auto" w:w="0"/>
-        <w:tblLayout w:type="autofit"/>
+        <w:tblLayout w:type="fixed"/>
         <w:tblLook w:firstColumn="1" w:firstRow="1" w:lastColumn="0" w:lastRow="0" w:noHBand="0" w:noVBand="1" w:val="04A0"/>
       </w:tblPr>
       <w:tblGrid>
-        <w:gridCol w:w="2160"/>
-        <w:gridCol w:w="2160"/>
-        <w:gridCol w:w="2160"/>
-        <w:gridCol w:w="2160"/>
+        <w:gridCol w:w="2480"/>
+        <w:gridCol w:w="2480"/>
+        <w:gridCol w:w="2480"/>
+        <w:gridCol w:w="2480"/>
       </w:tblGrid>
       <w:tr>
         <w:tc>
           <w:tcPr>
-            <w:tcW w:type="dxa" w:w="2160"/>
+            <w:tcW w:type="dxa" w:w="2480"/>
             <w:shd w:fill="D9E2F3"/>
           </w:tcPr>
           <w:p>
@@ -5205,7 +5205,7 @@
         </w:tc>
         <w:tc>
           <w:tcPr>
-            <w:tcW w:type="dxa" w:w="2160"/>
+            <w:tcW w:type="dxa" w:w="2480"/>
             <w:shd w:fill="D9E2F3"/>
           </w:tcPr>
           <w:p>
@@ -5227,7 +5227,7 @@
         </w:tc>
         <w:tc>
           <w:tcPr>
-            <w:tcW w:type="dxa" w:w="2160"/>
+            <w:tcW w:type="dxa" w:w="2480"/>
             <w:shd w:fill="D9E2F3"/>
           </w:tcPr>
           <w:p>
@@ -5249,7 +5249,7 @@
         </w:tc>
         <w:tc>
           <w:tcPr>
-            <w:tcW w:type="dxa" w:w="2160"/>
+            <w:tcW w:type="dxa" w:w="2480"/>
             <w:shd w:fill="D9E2F3"/>
           </w:tcPr>
           <w:p>
@@ -5273,7 +5273,7 @@
       <w:tr>
         <w:tc>
           <w:tcPr>
-            <w:tcW w:type="dxa" w:w="2160"/>
+            <w:tcW w:type="dxa" w:w="2480"/>
           </w:tcPr>
           <w:p>
             <w:r>
@@ -5292,7 +5292,7 @@
         </w:tc>
         <w:tc>
           <w:tcPr>
-            <w:tcW w:type="dxa" w:w="2160"/>
+            <w:tcW w:type="dxa" w:w="2480"/>
           </w:tcPr>
           <w:p>
             <w:r>
@@ -5318,7 +5318,7 @@
         </w:tc>
         <w:tc>
           <w:tcPr>
-            <w:tcW w:type="dxa" w:w="2160"/>
+            <w:tcW w:type="dxa" w:w="2480"/>
           </w:tcPr>
           <w:p>
             <w:r>
@@ -5337,7 +5337,7 @@
         </w:tc>
         <w:tc>
           <w:tcPr>
-            <w:tcW w:type="dxa" w:w="2160"/>
+            <w:tcW w:type="dxa" w:w="2480"/>
           </w:tcPr>
           <w:p>
             <w:r>
@@ -5358,7 +5358,7 @@
       <w:tr>
         <w:tc>
           <w:tcPr>
-            <w:tcW w:type="dxa" w:w="2160"/>
+            <w:tcW w:type="dxa" w:w="2480"/>
           </w:tcPr>
           <w:p>
             <w:r>
@@ -5377,7 +5377,7 @@
         </w:tc>
         <w:tc>
           <w:tcPr>
-            <w:tcW w:type="dxa" w:w="2160"/>
+            <w:tcW w:type="dxa" w:w="2480"/>
           </w:tcPr>
           <w:p>
             <w:r>
@@ -5403,7 +5403,7 @@
         </w:tc>
         <w:tc>
           <w:tcPr>
-            <w:tcW w:type="dxa" w:w="2160"/>
+            <w:tcW w:type="dxa" w:w="2480"/>
           </w:tcPr>
           <w:p>
             <w:r>
@@ -5422,7 +5422,7 @@
         </w:tc>
         <w:tc>
           <w:tcPr>
-            <w:tcW w:type="dxa" w:w="2160"/>
+            <w:tcW w:type="dxa" w:w="2480"/>
           </w:tcPr>
           <w:p>
             <w:r>
@@ -5443,7 +5443,7 @@
       <w:tr>
         <w:tc>
           <w:tcPr>
-            <w:tcW w:type="dxa" w:w="2160"/>
+            <w:tcW w:type="dxa" w:w="2480"/>
           </w:tcPr>
           <w:p>
             <w:r>
@@ -5462,7 +5462,7 @@
         </w:tc>
         <w:tc>
           <w:tcPr>
-            <w:tcW w:type="dxa" w:w="2160"/>
+            <w:tcW w:type="dxa" w:w="2480"/>
           </w:tcPr>
           <w:p>
             <w:r>
@@ -5481,7 +5481,7 @@
         </w:tc>
         <w:tc>
           <w:tcPr>
-            <w:tcW w:type="dxa" w:w="2160"/>
+            <w:tcW w:type="dxa" w:w="2480"/>
           </w:tcPr>
           <w:p>
             <w:r>
@@ -5500,7 +5500,7 @@
         </w:tc>
         <w:tc>
           <w:tcPr>
-            <w:tcW w:type="dxa" w:w="2160"/>
+            <w:tcW w:type="dxa" w:w="2480"/>
           </w:tcPr>
           <w:p>
             <w:r>
@@ -5514,7 +5514,7 @@
       <w:tr>
         <w:tc>
           <w:tcPr>
-            <w:tcW w:type="dxa" w:w="2160"/>
+            <w:tcW w:type="dxa" w:w="2480"/>
           </w:tcPr>
           <w:p>
             <w:r>
@@ -5533,7 +5533,7 @@
         </w:tc>
         <w:tc>
           <w:tcPr>
-            <w:tcW w:type="dxa" w:w="2160"/>
+            <w:tcW w:type="dxa" w:w="2480"/>
           </w:tcPr>
           <w:p>
             <w:r>
@@ -5559,7 +5559,7 @@
         </w:tc>
         <w:tc>
           <w:tcPr>
-            <w:tcW w:type="dxa" w:w="2160"/>
+            <w:tcW w:type="dxa" w:w="2480"/>
           </w:tcPr>
           <w:p>
             <w:r>
@@ -5578,7 +5578,7 @@
         </w:tc>
         <w:tc>
           <w:tcPr>
-            <w:tcW w:type="dxa" w:w="2160"/>
+            <w:tcW w:type="dxa" w:w="2480"/>
           </w:tcPr>
           <w:p>
             <w:r>
@@ -5670,17 +5670,17 @@
       <w:tblPr>
         <w:tblStyle w:val="TableGrid"/>
         <w:tblW w:type="auto" w:w="0"/>
-        <w:tblLayout w:type="autofit"/>
+        <w:tblLayout w:type="fixed"/>
         <w:tblLook w:firstColumn="1" w:firstRow="1" w:lastColumn="0" w:lastRow="0" w:noHBand="0" w:noVBand="1" w:val="04A0"/>
       </w:tblPr>
       <w:tblGrid>
-        <w:gridCol w:w="4320"/>
-        <w:gridCol w:w="4320"/>
+        <w:gridCol w:w="4961"/>
+        <w:gridCol w:w="4961"/>
       </w:tblGrid>
       <w:tr>
         <w:tc>
           <w:tcPr>
-            <w:tcW w:type="dxa" w:w="4320"/>
+            <w:tcW w:type="dxa" w:w="4961"/>
             <w:shd w:fill="D9E2F3"/>
           </w:tcPr>
           <w:p>
@@ -5702,7 +5702,7 @@
         </w:tc>
         <w:tc>
           <w:tcPr>
-            <w:tcW w:type="dxa" w:w="4320"/>
+            <w:tcW w:type="dxa" w:w="4961"/>
             <w:shd w:fill="D9E2F3"/>
           </w:tcPr>
           <w:p>
@@ -5726,7 +5726,7 @@
       <w:tr>
         <w:tc>
           <w:tcPr>
-            <w:tcW w:type="dxa" w:w="4320"/>
+            <w:tcW w:type="dxa" w:w="4961"/>
           </w:tcPr>
           <w:p>
             <w:r>
@@ -5745,7 +5745,7 @@
         </w:tc>
         <w:tc>
           <w:tcPr>
-            <w:tcW w:type="dxa" w:w="4320"/>
+            <w:tcW w:type="dxa" w:w="4961"/>
           </w:tcPr>
           <w:p>
             <w:r>
@@ -5766,7 +5766,7 @@
       <w:tr>
         <w:tc>
           <w:tcPr>
-            <w:tcW w:type="dxa" w:w="4320"/>
+            <w:tcW w:type="dxa" w:w="4961"/>
           </w:tcPr>
           <w:p>
             <w:r>
@@ -5785,7 +5785,7 @@
         </w:tc>
         <w:tc>
           <w:tcPr>
-            <w:tcW w:type="dxa" w:w="4320"/>
+            <w:tcW w:type="dxa" w:w="4961"/>
           </w:tcPr>
           <w:p>
             <w:r>
@@ -5806,7 +5806,7 @@
       <w:tr>
         <w:tc>
           <w:tcPr>
-            <w:tcW w:type="dxa" w:w="4320"/>
+            <w:tcW w:type="dxa" w:w="4961"/>
           </w:tcPr>
           <w:p>
             <w:r>
@@ -5825,7 +5825,7 @@
         </w:tc>
         <w:tc>
           <w:tcPr>
-            <w:tcW w:type="dxa" w:w="4320"/>
+            <w:tcW w:type="dxa" w:w="4961"/>
           </w:tcPr>
           <w:p>
             <w:r>
@@ -5846,7 +5846,7 @@
       <w:tr>
         <w:tc>
           <w:tcPr>
-            <w:tcW w:type="dxa" w:w="4320"/>
+            <w:tcW w:type="dxa" w:w="4961"/>
           </w:tcPr>
           <w:p>
             <w:r>
@@ -5865,7 +5865,7 @@
         </w:tc>
         <w:tc>
           <w:tcPr>
-            <w:tcW w:type="dxa" w:w="4320"/>
+            <w:tcW w:type="dxa" w:w="4961"/>
           </w:tcPr>
           <w:p>
             <w:r>
@@ -5886,7 +5886,7 @@
       <w:tr>
         <w:tc>
           <w:tcPr>
-            <w:tcW w:type="dxa" w:w="4320"/>
+            <w:tcW w:type="dxa" w:w="4961"/>
           </w:tcPr>
           <w:p>
             <w:r>
@@ -5905,7 +5905,7 @@
         </w:tc>
         <w:tc>
           <w:tcPr>
-            <w:tcW w:type="dxa" w:w="4320"/>
+            <w:tcW w:type="dxa" w:w="4961"/>
           </w:tcPr>
           <w:p>
             <w:r>
@@ -5926,7 +5926,7 @@
       <w:tr>
         <w:tc>
           <w:tcPr>
-            <w:tcW w:type="dxa" w:w="4320"/>
+            <w:tcW w:type="dxa" w:w="4961"/>
           </w:tcPr>
           <w:p>
             <w:r>
@@ -5945,7 +5945,7 @@
         </w:tc>
         <w:tc>
           <w:tcPr>
-            <w:tcW w:type="dxa" w:w="4320"/>
+            <w:tcW w:type="dxa" w:w="4961"/>
           </w:tcPr>
           <w:p>
             <w:r>
@@ -5966,7 +5966,7 @@
       <w:tr>
         <w:tc>
           <w:tcPr>
-            <w:tcW w:type="dxa" w:w="4320"/>
+            <w:tcW w:type="dxa" w:w="4961"/>
           </w:tcPr>
           <w:p>
             <w:r>
@@ -5985,7 +5985,7 @@
         </w:tc>
         <w:tc>
           <w:tcPr>
-            <w:tcW w:type="dxa" w:w="4320"/>
+            <w:tcW w:type="dxa" w:w="4961"/>
           </w:tcPr>
           <w:p>
             <w:r>
@@ -6006,7 +6006,7 @@
       <w:tr>
         <w:tc>
           <w:tcPr>
-            <w:tcW w:type="dxa" w:w="4320"/>
+            <w:tcW w:type="dxa" w:w="4961"/>
           </w:tcPr>
           <w:p>
             <w:r>
@@ -6025,7 +6025,7 @@
         </w:tc>
         <w:tc>
           <w:tcPr>
-            <w:tcW w:type="dxa" w:w="4320"/>
+            <w:tcW w:type="dxa" w:w="4961"/>
           </w:tcPr>
           <w:p>
             <w:r>
@@ -6046,7 +6046,7 @@
       <w:tr>
         <w:tc>
           <w:tcPr>
-            <w:tcW w:type="dxa" w:w="4320"/>
+            <w:tcW w:type="dxa" w:w="4961"/>
           </w:tcPr>
           <w:p>
             <w:r>
@@ -6065,7 +6065,7 @@
         </w:tc>
         <w:tc>
           <w:tcPr>
-            <w:tcW w:type="dxa" w:w="4320"/>
+            <w:tcW w:type="dxa" w:w="4961"/>
           </w:tcPr>
           <w:p>
             <w:r>
@@ -6086,7 +6086,7 @@
       <w:tr>
         <w:tc>
           <w:tcPr>
-            <w:tcW w:type="dxa" w:w="4320"/>
+            <w:tcW w:type="dxa" w:w="4961"/>
           </w:tcPr>
           <w:p>
             <w:r>
@@ -6105,7 +6105,7 @@
         </w:tc>
         <w:tc>
           <w:tcPr>
-            <w:tcW w:type="dxa" w:w="4320"/>
+            <w:tcW w:type="dxa" w:w="4961"/>
           </w:tcPr>
           <w:p>
             <w:r>
@@ -6126,7 +6126,7 @@
       <w:tr>
         <w:tc>
           <w:tcPr>
-            <w:tcW w:type="dxa" w:w="4320"/>
+            <w:tcW w:type="dxa" w:w="4961"/>
           </w:tcPr>
           <w:p>
             <w:r>
@@ -6145,7 +6145,7 @@
         </w:tc>
         <w:tc>
           <w:tcPr>
-            <w:tcW w:type="dxa" w:w="4320"/>
+            <w:tcW w:type="dxa" w:w="4961"/>
           </w:tcPr>
           <w:p>
             <w:r>
@@ -6166,7 +6166,7 @@
       <w:tr>
         <w:tc>
           <w:tcPr>
-            <w:tcW w:type="dxa" w:w="4320"/>
+            <w:tcW w:type="dxa" w:w="4961"/>
           </w:tcPr>
           <w:p>
             <w:r>
@@ -6185,7 +6185,7 @@
         </w:tc>
         <w:tc>
           <w:tcPr>
-            <w:tcW w:type="dxa" w:w="4320"/>
+            <w:tcW w:type="dxa" w:w="4961"/>
           </w:tcPr>
           <w:p>
             <w:r>
@@ -6305,17 +6305,17 @@
       <w:tblPr>
         <w:tblStyle w:val="TableGrid"/>
         <w:tblW w:type="auto" w:w="0"/>
-        <w:tblLayout w:type="autofit"/>
+        <w:tblLayout w:type="fixed"/>
         <w:tblLook w:firstColumn="1" w:firstRow="1" w:lastColumn="0" w:lastRow="0" w:noHBand="0" w:noVBand="1" w:val="04A0"/>
       </w:tblPr>
       <w:tblGrid>
-        <w:gridCol w:w="4320"/>
-        <w:gridCol w:w="4320"/>
+        <w:gridCol w:w="4961"/>
+        <w:gridCol w:w="4961"/>
       </w:tblGrid>
       <w:tr>
         <w:tc>
           <w:tcPr>
-            <w:tcW w:type="dxa" w:w="4320"/>
+            <w:tcW w:type="dxa" w:w="4961"/>
             <w:shd w:fill="D9E2F3"/>
           </w:tcPr>
           <w:p>
@@ -6337,7 +6337,7 @@
         </w:tc>
         <w:tc>
           <w:tcPr>
-            <w:tcW w:type="dxa" w:w="4320"/>
+            <w:tcW w:type="dxa" w:w="4961"/>
             <w:shd w:fill="D9E2F3"/>
           </w:tcPr>
           <w:p>
@@ -6361,7 +6361,7 @@
       <w:tr>
         <w:tc>
           <w:tcPr>
-            <w:tcW w:type="dxa" w:w="4320"/>
+            <w:tcW w:type="dxa" w:w="4961"/>
           </w:tcPr>
           <w:p>
             <w:r>
@@ -6380,7 +6380,7 @@
         </w:tc>
         <w:tc>
           <w:tcPr>
-            <w:tcW w:type="dxa" w:w="4320"/>
+            <w:tcW w:type="dxa" w:w="4961"/>
           </w:tcPr>
           <w:p>
             <w:r>
@@ -6401,7 +6401,7 @@
       <w:tr>
         <w:tc>
           <w:tcPr>
-            <w:tcW w:type="dxa" w:w="4320"/>
+            <w:tcW w:type="dxa" w:w="4961"/>
           </w:tcPr>
           <w:p>
             <w:r>
@@ -6420,7 +6420,7 @@
         </w:tc>
         <w:tc>
           <w:tcPr>
-            <w:tcW w:type="dxa" w:w="4320"/>
+            <w:tcW w:type="dxa" w:w="4961"/>
           </w:tcPr>
           <w:p>
             <w:r>
@@ -6441,7 +6441,7 @@
       <w:tr>
         <w:tc>
           <w:tcPr>
-            <w:tcW w:type="dxa" w:w="4320"/>
+            <w:tcW w:type="dxa" w:w="4961"/>
           </w:tcPr>
           <w:p>
             <w:r>
@@ -6460,7 +6460,7 @@
         </w:tc>
         <w:tc>
           <w:tcPr>
-            <w:tcW w:type="dxa" w:w="4320"/>
+            <w:tcW w:type="dxa" w:w="4961"/>
           </w:tcPr>
           <w:p>
             <w:r>
@@ -6481,7 +6481,7 @@
       <w:tr>
         <w:tc>
           <w:tcPr>
-            <w:tcW w:type="dxa" w:w="4320"/>
+            <w:tcW w:type="dxa" w:w="4961"/>
           </w:tcPr>
           <w:p>
             <w:r>
@@ -6500,7 +6500,7 @@
         </w:tc>
         <w:tc>
           <w:tcPr>
-            <w:tcW w:type="dxa" w:w="4320"/>
+            <w:tcW w:type="dxa" w:w="4961"/>
           </w:tcPr>
           <w:p>
             <w:r>
@@ -6570,20 +6570,20 @@
       <w:tblPr>
         <w:tblStyle w:val="TableGrid"/>
         <w:tblW w:type="auto" w:w="0"/>
-        <w:tblLayout w:type="autofit"/>
+        <w:tblLayout w:type="fixed"/>
         <w:tblLook w:firstColumn="1" w:firstRow="1" w:lastColumn="0" w:lastRow="0" w:noHBand="0" w:noVBand="1" w:val="04A0"/>
       </w:tblPr>
       <w:tblGrid>
-        <w:gridCol w:w="1728"/>
-        <w:gridCol w:w="1728"/>
-        <w:gridCol w:w="1728"/>
-        <w:gridCol w:w="1728"/>
-        <w:gridCol w:w="1728"/>
+        <w:gridCol w:w="1984"/>
+        <w:gridCol w:w="1984"/>
+        <w:gridCol w:w="1984"/>
+        <w:gridCol w:w="1984"/>
+        <w:gridCol w:w="1984"/>
       </w:tblGrid>
       <w:tr>
         <w:tc>
           <w:tcPr>
-            <w:tcW w:type="dxa" w:w="1728"/>
+            <w:tcW w:type="dxa" w:w="1984"/>
             <w:shd w:fill="D9E2F3"/>
           </w:tcPr>
           <w:p>
@@ -6605,7 +6605,7 @@
         </w:tc>
         <w:tc>
           <w:tcPr>
-            <w:tcW w:type="dxa" w:w="1728"/>
+            <w:tcW w:type="dxa" w:w="1984"/>
             <w:shd w:fill="D9E2F3"/>
           </w:tcPr>
           <w:p>
@@ -6627,7 +6627,7 @@
         </w:tc>
         <w:tc>
           <w:tcPr>
-            <w:tcW w:type="dxa" w:w="1728"/>
+            <w:tcW w:type="dxa" w:w="1984"/>
             <w:shd w:fill="D9E2F3"/>
           </w:tcPr>
           <w:p>
@@ -6649,7 +6649,7 @@
         </w:tc>
         <w:tc>
           <w:tcPr>
-            <w:tcW w:type="dxa" w:w="1728"/>
+            <w:tcW w:type="dxa" w:w="1984"/>
             <w:shd w:fill="D9E2F3"/>
           </w:tcPr>
           <w:p>
@@ -6671,7 +6671,7 @@
         </w:tc>
         <w:tc>
           <w:tcPr>
-            <w:tcW w:type="dxa" w:w="1728"/>
+            <w:tcW w:type="dxa" w:w="1984"/>
             <w:shd w:fill="D9E2F3"/>
           </w:tcPr>
           <w:p>
@@ -6695,7 +6695,7 @@
       <w:tr>
         <w:tc>
           <w:tcPr>
-            <w:tcW w:type="dxa" w:w="1728"/>
+            <w:tcW w:type="dxa" w:w="1984"/>
           </w:tcPr>
           <w:p>
             <w:r>
@@ -6714,7 +6714,7 @@
         </w:tc>
         <w:tc>
           <w:tcPr>
-            <w:tcW w:type="dxa" w:w="1728"/>
+            <w:tcW w:type="dxa" w:w="1984"/>
           </w:tcPr>
           <w:p>
             <w:r>
@@ -6762,7 +6762,7 @@
         </w:tc>
         <w:tc>
           <w:tcPr>
-            <w:tcW w:type="dxa" w:w="1728"/>
+            <w:tcW w:type="dxa" w:w="1984"/>
           </w:tcPr>
           <w:p>
             <w:r>
@@ -6802,7 +6802,7 @@
         </w:tc>
         <w:tc>
           <w:tcPr>
-            <w:tcW w:type="dxa" w:w="1728"/>
+            <w:tcW w:type="dxa" w:w="1984"/>
           </w:tcPr>
           <w:p>
             <w:r>
@@ -6835,7 +6835,7 @@
         </w:tc>
         <w:tc>
           <w:tcPr>
-            <w:tcW w:type="dxa" w:w="1728"/>
+            <w:tcW w:type="dxa" w:w="1984"/>
           </w:tcPr>
           <w:p>
             <w:r>
@@ -6856,7 +6856,7 @@
       <w:tr>
         <w:tc>
           <w:tcPr>
-            <w:tcW w:type="dxa" w:w="1728"/>
+            <w:tcW w:type="dxa" w:w="1984"/>
           </w:tcPr>
           <w:p>
             <w:r>
@@ -6875,7 +6875,7 @@
         </w:tc>
         <w:tc>
           <w:tcPr>
-            <w:tcW w:type="dxa" w:w="1728"/>
+            <w:tcW w:type="dxa" w:w="1984"/>
           </w:tcPr>
           <w:p>
             <w:r>
@@ -6895,7 +6895,7 @@
         </w:tc>
         <w:tc>
           <w:tcPr>
-            <w:tcW w:type="dxa" w:w="1728"/>
+            <w:tcW w:type="dxa" w:w="1984"/>
           </w:tcPr>
           <w:p>
             <w:r>
@@ -6914,7 +6914,7 @@
         </w:tc>
         <w:tc>
           <w:tcPr>
-            <w:tcW w:type="dxa" w:w="1728"/>
+            <w:tcW w:type="dxa" w:w="1984"/>
           </w:tcPr>
           <w:p>
             <w:r>
@@ -6947,7 +6947,7 @@
         </w:tc>
         <w:tc>
           <w:tcPr>
-            <w:tcW w:type="dxa" w:w="1728"/>
+            <w:tcW w:type="dxa" w:w="1984"/>
           </w:tcPr>
           <w:p>
             <w:r>
@@ -6968,7 +6968,7 @@
       <w:tr>
         <w:tc>
           <w:tcPr>
-            <w:tcW w:type="dxa" w:w="1728"/>
+            <w:tcW w:type="dxa" w:w="1984"/>
           </w:tcPr>
           <w:p>
             <w:r>
@@ -6987,7 +6987,7 @@
         </w:tc>
         <w:tc>
           <w:tcPr>
-            <w:tcW w:type="dxa" w:w="1728"/>
+            <w:tcW w:type="dxa" w:w="1984"/>
           </w:tcPr>
           <w:p>
             <w:r>
@@ -7006,7 +7006,7 @@
         </w:tc>
         <w:tc>
           <w:tcPr>
-            <w:tcW w:type="dxa" w:w="1728"/>
+            <w:tcW w:type="dxa" w:w="1984"/>
           </w:tcPr>
           <w:p>
             <w:r>
@@ -7032,7 +7032,7 @@
         </w:tc>
         <w:tc>
           <w:tcPr>
-            <w:tcW w:type="dxa" w:w="1728"/>
+            <w:tcW w:type="dxa" w:w="1984"/>
           </w:tcPr>
           <w:p>
             <w:r>
@@ -7051,7 +7051,7 @@
         </w:tc>
         <w:tc>
           <w:tcPr>
-            <w:tcW w:type="dxa" w:w="1728"/>
+            <w:tcW w:type="dxa" w:w="1984"/>
           </w:tcPr>
           <w:p>
             <w:r>
@@ -7072,7 +7072,7 @@
       <w:tr>
         <w:tc>
           <w:tcPr>
-            <w:tcW w:type="dxa" w:w="1728"/>
+            <w:tcW w:type="dxa" w:w="1984"/>
           </w:tcPr>
           <w:p>
             <w:r>
@@ -7091,7 +7091,7 @@
         </w:tc>
         <w:tc>
           <w:tcPr>
-            <w:tcW w:type="dxa" w:w="1728"/>
+            <w:tcW w:type="dxa" w:w="1984"/>
           </w:tcPr>
           <w:p>
             <w:r>
@@ -7110,7 +7110,7 @@
         </w:tc>
         <w:tc>
           <w:tcPr>
-            <w:tcW w:type="dxa" w:w="1728"/>
+            <w:tcW w:type="dxa" w:w="1984"/>
           </w:tcPr>
           <w:p>
             <w:r>
@@ -7129,7 +7129,7 @@
         </w:tc>
         <w:tc>
           <w:tcPr>
-            <w:tcW w:type="dxa" w:w="1728"/>
+            <w:tcW w:type="dxa" w:w="1984"/>
           </w:tcPr>
           <w:p>
             <w:r>
@@ -7148,7 +7148,7 @@
         </w:tc>
         <w:tc>
           <w:tcPr>
-            <w:tcW w:type="dxa" w:w="1728"/>
+            <w:tcW w:type="dxa" w:w="1984"/>
           </w:tcPr>
           <w:p>
             <w:r>
@@ -7169,7 +7169,7 @@
       <w:tr>
         <w:tc>
           <w:tcPr>
-            <w:tcW w:type="dxa" w:w="1728"/>
+            <w:tcW w:type="dxa" w:w="1984"/>
           </w:tcPr>
           <w:p>
             <w:r>
@@ -7188,7 +7188,7 @@
         </w:tc>
         <w:tc>
           <w:tcPr>
-            <w:tcW w:type="dxa" w:w="1728"/>
+            <w:tcW w:type="dxa" w:w="1984"/>
           </w:tcPr>
           <w:p>
             <w:r>
@@ -7207,7 +7207,7 @@
         </w:tc>
         <w:tc>
           <w:tcPr>
-            <w:tcW w:type="dxa" w:w="1728"/>
+            <w:tcW w:type="dxa" w:w="1984"/>
           </w:tcPr>
           <w:p>
             <w:r>
@@ -7226,7 +7226,7 @@
         </w:tc>
         <w:tc>
           <w:tcPr>
-            <w:tcW w:type="dxa" w:w="1728"/>
+            <w:tcW w:type="dxa" w:w="1984"/>
           </w:tcPr>
           <w:p>
             <w:r>
@@ -7245,7 +7245,7 @@
         </w:tc>
         <w:tc>
           <w:tcPr>
-            <w:tcW w:type="dxa" w:w="1728"/>
+            <w:tcW w:type="dxa" w:w="1984"/>
           </w:tcPr>
           <w:p>
             <w:r>
@@ -7316,18 +7316,18 @@
       <w:tblPr>
         <w:tblStyle w:val="TableGrid"/>
         <w:tblW w:type="auto" w:w="0"/>
-        <w:tblLayout w:type="autofit"/>
+        <w:tblLayout w:type="fixed"/>
         <w:tblLook w:firstColumn="1" w:firstRow="1" w:lastColumn="0" w:lastRow="0" w:noHBand="0" w:noVBand="1" w:val="04A0"/>
       </w:tblPr>
       <w:tblGrid>
-        <w:gridCol w:w="2880"/>
-        <w:gridCol w:w="2880"/>
-        <w:gridCol w:w="2880"/>
+        <w:gridCol w:w="3307"/>
+        <w:gridCol w:w="3307"/>
+        <w:gridCol w:w="3307"/>
       </w:tblGrid>
       <w:tr>
         <w:tc>
           <w:tcPr>
-            <w:tcW w:type="dxa" w:w="2880"/>
+            <w:tcW w:type="dxa" w:w="3307"/>
             <w:shd w:fill="D9E2F3"/>
           </w:tcPr>
           <w:p>
@@ -7349,7 +7349,7 @@
         </w:tc>
         <w:tc>
           <w:tcPr>
-            <w:tcW w:type="dxa" w:w="2880"/>
+            <w:tcW w:type="dxa" w:w="3307"/>
             <w:shd w:fill="D9E2F3"/>
           </w:tcPr>
           <w:p>
@@ -7371,7 +7371,7 @@
         </w:tc>
         <w:tc>
           <w:tcPr>
-            <w:tcW w:type="dxa" w:w="2880"/>
+            <w:tcW w:type="dxa" w:w="3307"/>
             <w:shd w:fill="D9E2F3"/>
           </w:tcPr>
           <w:p>
@@ -7395,7 +7395,7 @@
       <w:tr>
         <w:tc>
           <w:tcPr>
-            <w:tcW w:type="dxa" w:w="2880"/>
+            <w:tcW w:type="dxa" w:w="3307"/>
           </w:tcPr>
           <w:p>
             <w:r>
@@ -7414,7 +7414,7 @@
         </w:tc>
         <w:tc>
           <w:tcPr>
-            <w:tcW w:type="dxa" w:w="2880"/>
+            <w:tcW w:type="dxa" w:w="3307"/>
           </w:tcPr>
           <w:p>
             <w:r>
@@ -7433,7 +7433,7 @@
         </w:tc>
         <w:tc>
           <w:tcPr>
-            <w:tcW w:type="dxa" w:w="2880"/>
+            <w:tcW w:type="dxa" w:w="3307"/>
           </w:tcPr>
           <w:p>
             <w:r>
@@ -7454,7 +7454,7 @@
       <w:tr>
         <w:tc>
           <w:tcPr>
-            <w:tcW w:type="dxa" w:w="2880"/>
+            <w:tcW w:type="dxa" w:w="3307"/>
           </w:tcPr>
           <w:p>
             <w:r>
@@ -7473,7 +7473,7 @@
         </w:tc>
         <w:tc>
           <w:tcPr>
-            <w:tcW w:type="dxa" w:w="2880"/>
+            <w:tcW w:type="dxa" w:w="3307"/>
           </w:tcPr>
           <w:p>
             <w:r>
@@ -7506,7 +7506,7 @@
         </w:tc>
         <w:tc>
           <w:tcPr>
-            <w:tcW w:type="dxa" w:w="2880"/>
+            <w:tcW w:type="dxa" w:w="3307"/>
           </w:tcPr>
           <w:p>
             <w:r>
@@ -7527,7 +7527,7 @@
       <w:tr>
         <w:tc>
           <w:tcPr>
-            <w:tcW w:type="dxa" w:w="2880"/>
+            <w:tcW w:type="dxa" w:w="3307"/>
           </w:tcPr>
           <w:p>
             <w:r>
@@ -7546,7 +7546,7 @@
         </w:tc>
         <w:tc>
           <w:tcPr>
-            <w:tcW w:type="dxa" w:w="2880"/>
+            <w:tcW w:type="dxa" w:w="3307"/>
           </w:tcPr>
           <w:p>
             <w:r>
@@ -7579,7 +7579,7 @@
         </w:tc>
         <w:tc>
           <w:tcPr>
-            <w:tcW w:type="dxa" w:w="2880"/>
+            <w:tcW w:type="dxa" w:w="3307"/>
           </w:tcPr>
           <w:p>
             <w:r>
@@ -7742,7 +7742,7 @@
       <w:r>
         <w:drawing>
           <wp:inline xmlns:a="http://schemas.openxmlformats.org/drawingml/2006/main" xmlns:pic="http://schemas.openxmlformats.org/drawingml/2006/picture">
-            <wp:extent cx="5486400" cy="4186305"/>
+            <wp:extent cx="6300470" cy="4807468"/>
             <wp:docPr id="1" name="Picture 1"/>
             <wp:cNvGraphicFramePr>
               <a:graphicFrameLocks noChangeAspect="1"/>
@@ -7763,7 +7763,7 @@
                   <pic:spPr>
                     <a:xfrm>
                       <a:off x="0" y="0"/>
-                      <a:ext cx="5486400" cy="4186305"/>
+                      <a:ext cx="6300470" cy="4807468"/>
                     </a:xfrm>
                     <a:prstGeom prst="rect"/>
                   </pic:spPr>
@@ -7813,7 +7813,7 @@
       <w:r>
         <w:drawing>
           <wp:inline xmlns:a="http://schemas.openxmlformats.org/drawingml/2006/main" xmlns:pic="http://schemas.openxmlformats.org/drawingml/2006/picture">
-            <wp:extent cx="4705825" cy="6858000"/>
+            <wp:extent cx="5104661" cy="7439240"/>
             <wp:docPr id="2" name="Picture 2"/>
             <wp:cNvGraphicFramePr>
               <a:graphicFrameLocks noChangeAspect="1"/>
@@ -7834,7 +7834,7 @@
                   <pic:spPr>
                     <a:xfrm>
                       <a:off x="0" y="0"/>
-                      <a:ext cx="4705825" cy="6858000"/>
+                      <a:ext cx="5104661" cy="7439240"/>
                     </a:xfrm>
                     <a:prstGeom prst="rect"/>
                   </pic:spPr>
@@ -7985,7 +7985,7 @@
       <w:r>
         <w:drawing>
           <wp:inline xmlns:a="http://schemas.openxmlformats.org/drawingml/2006/main" xmlns:pic="http://schemas.openxmlformats.org/drawingml/2006/picture">
-            <wp:extent cx="2856463" cy="6858000"/>
+            <wp:extent cx="3098558" cy="7439240"/>
             <wp:docPr id="3" name="Picture 3"/>
             <wp:cNvGraphicFramePr>
               <a:graphicFrameLocks noChangeAspect="1"/>
@@ -8006,7 +8006,7 @@
                   <pic:spPr>
                     <a:xfrm>
                       <a:off x="0" y="0"/>
-                      <a:ext cx="2856463" cy="6858000"/>
+                      <a:ext cx="3098558" cy="7439240"/>
                     </a:xfrm>
                     <a:prstGeom prst="rect"/>
                   </pic:spPr>
@@ -8046,7 +8046,7 @@
       <w:r>
         <w:drawing>
           <wp:inline xmlns:a="http://schemas.openxmlformats.org/drawingml/2006/main" xmlns:pic="http://schemas.openxmlformats.org/drawingml/2006/picture">
-            <wp:extent cx="5474576" cy="6858000"/>
+            <wp:extent cx="5938566" cy="7439240"/>
             <wp:docPr id="4" name="Picture 4"/>
             <wp:cNvGraphicFramePr>
               <a:graphicFrameLocks noChangeAspect="1"/>
@@ -8067,7 +8067,7 @@
                   <pic:spPr>
                     <a:xfrm>
                       <a:off x="0" y="0"/>
-                      <a:ext cx="5474576" cy="6858000"/>
+                      <a:ext cx="5938566" cy="7439240"/>
                     </a:xfrm>
                     <a:prstGeom prst="rect"/>
                   </pic:spPr>
@@ -8216,7 +8216,7 @@
       <w:r>
         <w:drawing>
           <wp:inline xmlns:a="http://schemas.openxmlformats.org/drawingml/2006/main" xmlns:pic="http://schemas.openxmlformats.org/drawingml/2006/picture">
-            <wp:extent cx="5486400" cy="4343400"/>
+            <wp:extent cx="6300470" cy="4987872"/>
             <wp:docPr id="5" name="Picture 5"/>
             <wp:cNvGraphicFramePr>
               <a:graphicFrameLocks noChangeAspect="1"/>
@@ -8237,7 +8237,7 @@
                   <pic:spPr>
                     <a:xfrm>
                       <a:off x="0" y="0"/>
-                      <a:ext cx="5486400" cy="4343400"/>
+                      <a:ext cx="6300470" cy="4987872"/>
                     </a:xfrm>
                     <a:prstGeom prst="rect"/>
                   </pic:spPr>
@@ -8358,19 +8358,19 @@
       <w:tblPr>
         <w:tblStyle w:val="TableGrid"/>
         <w:tblW w:type="auto" w:w="0"/>
-        <w:tblLayout w:type="autofit"/>
+        <w:tblLayout w:type="fixed"/>
         <w:tblLook w:firstColumn="1" w:firstRow="1" w:lastColumn="0" w:lastRow="0" w:noHBand="0" w:noVBand="1" w:val="04A0"/>
       </w:tblPr>
       <w:tblGrid>
-        <w:gridCol w:w="2160"/>
-        <w:gridCol w:w="2160"/>
-        <w:gridCol w:w="2160"/>
-        <w:gridCol w:w="2160"/>
+        <w:gridCol w:w="2480"/>
+        <w:gridCol w:w="2480"/>
+        <w:gridCol w:w="2480"/>
+        <w:gridCol w:w="2480"/>
       </w:tblGrid>
       <w:tr>
         <w:tc>
           <w:tcPr>
-            <w:tcW w:type="dxa" w:w="2160"/>
+            <w:tcW w:type="dxa" w:w="2480"/>
             <w:shd w:fill="D9E2F3"/>
           </w:tcPr>
           <w:p>
@@ -8392,7 +8392,7 @@
         </w:tc>
         <w:tc>
           <w:tcPr>
-            <w:tcW w:type="dxa" w:w="2160"/>
+            <w:tcW w:type="dxa" w:w="2480"/>
             <w:shd w:fill="D9E2F3"/>
           </w:tcPr>
           <w:p>
@@ -8414,7 +8414,7 @@
         </w:tc>
         <w:tc>
           <w:tcPr>
-            <w:tcW w:type="dxa" w:w="2160"/>
+            <w:tcW w:type="dxa" w:w="2480"/>
             <w:shd w:fill="D9E2F3"/>
           </w:tcPr>
           <w:p>
@@ -8436,7 +8436,7 @@
         </w:tc>
         <w:tc>
           <w:tcPr>
-            <w:tcW w:type="dxa" w:w="2160"/>
+            <w:tcW w:type="dxa" w:w="2480"/>
             <w:shd w:fill="D9E2F3"/>
           </w:tcPr>
           <w:p>
@@ -8460,7 +8460,7 @@
       <w:tr>
         <w:tc>
           <w:tcPr>
-            <w:tcW w:type="dxa" w:w="2160"/>
+            <w:tcW w:type="dxa" w:w="2480"/>
           </w:tcPr>
           <w:p>
             <w:r>
@@ -8479,7 +8479,7 @@
         </w:tc>
         <w:tc>
           <w:tcPr>
-            <w:tcW w:type="dxa" w:w="2160"/>
+            <w:tcW w:type="dxa" w:w="2480"/>
           </w:tcPr>
           <w:p>
             <w:r>
@@ -8498,7 +8498,7 @@
         </w:tc>
         <w:tc>
           <w:tcPr>
-            <w:tcW w:type="dxa" w:w="2160"/>
+            <w:tcW w:type="dxa" w:w="2480"/>
           </w:tcPr>
           <w:p>
             <w:r>
@@ -8517,7 +8517,7 @@
         </w:tc>
         <w:tc>
           <w:tcPr>
-            <w:tcW w:type="dxa" w:w="2160"/>
+            <w:tcW w:type="dxa" w:w="2480"/>
           </w:tcPr>
           <w:p>
             <w:r>
@@ -8538,7 +8538,7 @@
       <w:tr>
         <w:tc>
           <w:tcPr>
-            <w:tcW w:type="dxa" w:w="2160"/>
+            <w:tcW w:type="dxa" w:w="2480"/>
           </w:tcPr>
           <w:p>
             <w:r>
@@ -8557,7 +8557,7 @@
         </w:tc>
         <w:tc>
           <w:tcPr>
-            <w:tcW w:type="dxa" w:w="2160"/>
+            <w:tcW w:type="dxa" w:w="2480"/>
           </w:tcPr>
           <w:p>
             <w:r>
@@ -8576,7 +8576,7 @@
         </w:tc>
         <w:tc>
           <w:tcPr>
-            <w:tcW w:type="dxa" w:w="2160"/>
+            <w:tcW w:type="dxa" w:w="2480"/>
           </w:tcPr>
           <w:p>
             <w:r>
@@ -8595,7 +8595,7 @@
         </w:tc>
         <w:tc>
           <w:tcPr>
-            <w:tcW w:type="dxa" w:w="2160"/>
+            <w:tcW w:type="dxa" w:w="2480"/>
           </w:tcPr>
           <w:p>
             <w:r>
@@ -8618,8 +8618,8 @@
     <w:sectPr>
       <w:footerReference w:type="default" r:id="rId9"/>
       <w:headerReference w:type="default" r:id="rId10"/>
-      <w:pgSz w:w="12240" w:h="15840"/>
-      <w:pgMar w:top="1440" w:right="1800" w:bottom="1440" w:left="1800" w:header="720" w:footer="720" w:gutter="0"/>
+      <w:pgSz w:w="11906" w:h="16838"/>
+      <w:pgMar w:top="1417" w:right="850" w:bottom="1134" w:left="1134" w:header="720" w:footer="720" w:gutter="0"/>
       <w:cols w:space="720"/>
       <w:docGrid w:linePitch="360"/>
     </w:sectPr>
